--- a/output/tables/table_summary.docx
+++ b/output/tables/table_summary.docx
@@ -65,7 +65,7 @@
           <w:sz w:val="20"/>
           <w:color w:val="333333"/>
         </w:rPr>
-        <w:t xml:space="default">San Pedro, San José, Costa Rica (9.9°N, 84.1°E), TZ: America/Costa_Rica</w:t>
+        <w:t xml:space="default">San Pedro, San José, Costa Rica, 9.9°N, 84.1°W, TZ: America/Costa_Rica</w:t>
       </w:r>
     </w:p>
     <w:tbl xmlns:w="http://schemas.openxmlformats.org/wordprocessingml/2006/main" xmlns:wp="http://schemas.openxmlformats.org/drawingml/2006/wordprocessingDrawing" xmlns:r="http://schemas.openxmlformats.org/officeDocument/2006/relationships" xmlns:w14="http://schemas.microsoft.com/office/word/2010/wordml">
@@ -161,7 +161,7 @@
                 <w:rFonts w:ascii="Calibri" w:hAnsi="Calibri"/>
                 <w:sz w:val="20"/>
               </w:rPr>
-              <w:t xml:space="default"/>
+              <w:t xml:space="preserve">Participants</w:t>
             </w:r>
           </w:p>
         </w:tc>
@@ -262,31 +262,31 @@
                 <w:rFonts w:ascii="Calibri" w:hAnsi="Calibri"/>
                 <w:sz w:val="20"/>
               </w:rPr>
-              <w:t xml:space="default"/>
-            </w:r>
-          </w:p>
-        </w:tc>
-        <w:tc>
-          <w:tcPr>
-            <w:tcBorders>
-              <w:top w:val="single" w:space="0" w:color="D3D3D3"/>
-              <w:bottom w:val="single" w:space="0" w:color="D3D3D3"/>
-              <w:start w:val="single" w:space="0" w:color="D3D3D3"/>
-              <w:end w:val="single" w:space="0" w:color="D3D3D3"/>
-            </w:tcBorders>
-          </w:tcPr>
-          <w:p>
-            <w:pPr>
-              <w:spacing w:before="0" w:after="60"/>
-              <w:keepNext/>
-              <w:jc w:val="start"/>
-            </w:pPr>
-            <w:r>
-              <w:rPr>
-                <w:rFonts w:ascii="Calibri" w:hAnsi="Calibri"/>
-                <w:sz w:val="20"/>
-              </w:rPr>
-              <w:t xml:space="default">&lt;strong&gt;304&lt;/strong&gt; </w:t>
+              <w:t xml:space="preserve">Participant-days</w:t>
+            </w:r>
+          </w:p>
+        </w:tc>
+        <w:tc>
+          <w:tcPr>
+            <w:tcBorders>
+              <w:top w:val="single" w:space="0" w:color="D3D3D3"/>
+              <w:bottom w:val="single" w:space="0" w:color="D3D3D3"/>
+              <w:start w:val="single" w:space="0" w:color="D3D3D3"/>
+              <w:end w:val="single" w:space="0" w:color="D3D3D3"/>
+            </w:tcBorders>
+          </w:tcPr>
+          <w:p>
+            <w:pPr>
+              <w:spacing w:before="0" w:after="60"/>
+              <w:keepNext/>
+              <w:jc w:val="start"/>
+            </w:pPr>
+            <w:r>
+              <w:rPr>
+                <w:rFonts w:ascii="Calibri" w:hAnsi="Calibri"/>
+                <w:sz w:val="20"/>
+              </w:rPr>
+              <w:t xml:space="default">&lt;strong&gt;304&lt;/strong&gt; (8 - 8)</w:t>
             </w:r>
           </w:p>
         </w:tc>
@@ -363,31 +363,31 @@
                 <w:rFonts w:ascii="Calibri" w:hAnsi="Calibri"/>
                 <w:sz w:val="20"/>
               </w:rPr>
-              <w:t xml:space="default"/>
-            </w:r>
-          </w:p>
-        </w:tc>
-        <w:tc>
-          <w:tcPr>
-            <w:tcBorders>
-              <w:top w:val="single" w:space="0" w:color="D3D3D3"/>
-              <w:bottom w:val="single" w:space="0" w:color="D3D3D3"/>
-              <w:start w:val="single" w:space="0" w:color="D3D3D3"/>
-              <w:end w:val="single" w:space="0" w:color="D3D3D3"/>
-            </w:tcBorders>
-          </w:tcPr>
-          <w:p>
-            <w:pPr>
-              <w:spacing w:before="0" w:after="60"/>
-              <w:keepNext/>
-              <w:jc w:val="start"/>
-            </w:pPr>
-            <w:r>
-              <w:rPr>
-                <w:rFonts w:ascii="Calibri" w:hAnsi="Calibri"/>
-                <w:sz w:val="20"/>
-              </w:rPr>
-              <w:t xml:space="default">&lt;strong&gt;229&lt;/strong&gt; </w:t>
+              <w:t xml:space="preserve">Days ≥80% complete</w:t>
+            </w:r>
+          </w:p>
+        </w:tc>
+        <w:tc>
+          <w:tcPr>
+            <w:tcBorders>
+              <w:top w:val="single" w:space="0" w:color="D3D3D3"/>
+              <w:bottom w:val="single" w:space="0" w:color="D3D3D3"/>
+              <w:start w:val="single" w:space="0" w:color="D3D3D3"/>
+              <w:end w:val="single" w:space="0" w:color="D3D3D3"/>
+            </w:tcBorders>
+          </w:tcPr>
+          <w:p>
+            <w:pPr>
+              <w:spacing w:before="0" w:after="60"/>
+              <w:keepNext/>
+              <w:jc w:val="start"/>
+            </w:pPr>
+            <w:r>
+              <w:rPr>
+                <w:rFonts w:ascii="Calibri" w:hAnsi="Calibri"/>
+                <w:sz w:val="20"/>
+              </w:rPr>
+              <w:t xml:space="default">&lt;strong&gt;229&lt;/strong&gt; (6 - 7)</w:t>
             </w:r>
           </w:p>
         </w:tc>
@@ -464,31 +464,31 @@
                 <w:rFonts w:ascii="Calibri" w:hAnsi="Calibri"/>
                 <w:sz w:val="20"/>
               </w:rPr>
-              <w:t xml:space="default"/>
-            </w:r>
-          </w:p>
-        </w:tc>
-        <w:tc>
-          <w:tcPr>
-            <w:tcBorders>
-              <w:top w:val="single" w:space="0" w:color="D3D3D3"/>
-              <w:bottom w:val="single" w:space="0" w:color="D3D3D3"/>
-              <w:start w:val="single" w:space="0" w:color="D3D3D3"/>
-              <w:end w:val="single" w:space="0" w:color="D3D3D3"/>
-            </w:tcBorders>
-          </w:tcPr>
-          <w:p>
-            <w:pPr>
-              <w:spacing w:before="0" w:after="60"/>
-              <w:keepNext/>
-              <w:jc w:val="start"/>
-            </w:pPr>
-            <w:r>
-              <w:rPr>
-                <w:rFonts w:ascii="Calibri" w:hAnsi="Calibri"/>
-                <w:sz w:val="20"/>
-              </w:rPr>
-              <w:t xml:space="default">&lt;strong&gt;14.07%&lt;/strong&gt; (7.81% - 18.75%)</w:t>
+              <w:t xml:space="preserve">Missing/Irregular</w:t>
+            </w:r>
+          </w:p>
+        </w:tc>
+        <w:tc>
+          <w:tcPr>
+            <w:tcBorders>
+              <w:top w:val="single" w:space="0" w:color="D3D3D3"/>
+              <w:bottom w:val="single" w:space="0" w:color="D3D3D3"/>
+              <w:start w:val="single" w:space="0" w:color="D3D3D3"/>
+              <w:end w:val="single" w:space="0" w:color="D3D3D3"/>
+            </w:tcBorders>
+          </w:tcPr>
+          <w:p>
+            <w:pPr>
+              <w:spacing w:before="0" w:after="60"/>
+              <w:keepNext/>
+              <w:jc w:val="start"/>
+            </w:pPr>
+            <w:r>
+              <w:rPr>
+                <w:rFonts w:ascii="Calibri" w:hAnsi="Calibri"/>
+                <w:sz w:val="20"/>
+              </w:rPr>
+              <w:t xml:space="default">&lt;strong&gt;14.0%&lt;/strong&gt; (8.0% - 19.0%)</w:t>
             </w:r>
           </w:p>
         </w:tc>
@@ -565,7 +565,7 @@
                 <w:rFonts w:ascii="Calibri" w:hAnsi="Calibri"/>
                 <w:sz w:val="20"/>
               </w:rPr>
-              <w:t xml:space="default"/>
+              <w:t xml:space="preserve">Photoperiod</w:t>
             </w:r>
           </w:p>
         </w:tc>
@@ -937,7 +937,7 @@
                 <w:rFonts w:ascii="Calibri" w:hAnsi="Calibri"/>
                 <w:sz w:val="20"/>
               </w:rPr>
-              <w:t xml:space="preserve">1–10</w:t>
+              <w:t xml:space="preserve">1-10</w:t>
             </w:r>
             }
           </w:p>

--- a/output/tables/table_summary.docx
+++ b/output/tables/table_summary.docx
@@ -185,7 +185,7 @@
                 <w:rFonts w:ascii="Calibri" w:hAnsi="Calibri"/>
                 <w:sz w:val="20"/>
               </w:rPr>
-              <w:t xml:space="default">&lt;strong&gt;38&lt;/strong&gt; </w:t>
+              <w:t xml:space="default">&lt;strong&gt;39&lt;/strong&gt; </w:t>
             </w:r>
           </w:p>
         </w:tc>
@@ -286,7 +286,7 @@
                 <w:rFonts w:ascii="Calibri" w:hAnsi="Calibri"/>
                 <w:sz w:val="20"/>
               </w:rPr>
-              <w:t xml:space="default">&lt;strong&gt;304&lt;/strong&gt; (8 - 8)</w:t>
+              <w:t xml:space="default">&lt;strong&gt;312&lt;/strong&gt; (8 - 8)</w:t>
             </w:r>
           </w:p>
         </w:tc>
@@ -387,7 +387,7 @@
                 <w:rFonts w:ascii="Calibri" w:hAnsi="Calibri"/>
                 <w:sz w:val="20"/>
               </w:rPr>
-              <w:t xml:space="default">&lt;strong&gt;229&lt;/strong&gt; (6 - 7)</w:t>
+              <w:t xml:space="default">&lt;strong&gt;235&lt;/strong&gt; (6 - 7)</w:t>
             </w:r>
           </w:p>
         </w:tc>
@@ -742,7 +742,7 @@
                 <w:rFonts w:ascii="Calibri" w:hAnsi="Calibri"/>
                 <w:sz w:val="20"/>
               </w:rPr>
-              <w:t xml:space="default">&lt;strong&gt;9,142&lt;/strong&gt; ±9,773 (188 - 71,715)</w:t>
+              <w:t xml:space="default">&lt;strong&gt;9,205&lt;/strong&gt; ±9,674 (188 - 71,715)</w:t>
             </w:r>
           </w:p>
         </w:tc>
@@ -852,7 +852,7 @@
                 <w:rFonts w:ascii="Calibri" w:hAnsi="Calibri"/>
                 <w:sz w:val="20"/>
               </w:rPr>
-              <w:t xml:space="default">&lt;strong&gt;2h 50m&lt;/strong&gt; ±2h 7m (40s - 9h 7m)</w:t>
+              <w:t xml:space="default">&lt;strong&gt;2h 54m&lt;/strong&gt; ±2h 8m (40s - 9h 7m)</w:t>
             </w:r>
           </w:p>
         </w:tc>
@@ -962,7 +962,7 @@
                 <w:rFonts w:ascii="Calibri" w:hAnsi="Calibri"/>
                 <w:sz w:val="20"/>
               </w:rPr>
-              <w:t xml:space="default">&lt;strong&gt;2h 56m&lt;/strong&gt; ±1h 46m (6m 20s - 10h 8m)</w:t>
+              <w:t xml:space="default">&lt;strong&gt;2h 54m&lt;/strong&gt; ±1h 45m (6m 20s - 10h 8m)</w:t>
             </w:r>
           </w:p>
         </w:tc>
@@ -1072,7 +1072,7 @@
                 <w:rFonts w:ascii="Calibri" w:hAnsi="Calibri"/>
                 <w:sz w:val="20"/>
               </w:rPr>
-              <w:t xml:space="default">&lt;strong&gt;10h 6m&lt;/strong&gt; ±2h 33m (2h 41m - 21h 44m)</w:t>
+              <w:t xml:space="default">&lt;strong&gt;10h 6m&lt;/strong&gt; ±2h 32m (2h 41m - 21h 44m)</w:t>
             </w:r>
           </w:p>
         </w:tc>
@@ -1182,7 +1182,7 @@
                 <w:rFonts w:ascii="Calibri" w:hAnsi="Calibri"/>
                 <w:sz w:val="20"/>
               </w:rPr>
-              <w:t xml:space="default">&lt;strong&gt;32m 24s&lt;/strong&gt; ±32m 21s (10s - 4h 27m)</w:t>
+              <w:t xml:space="default">&lt;strong&gt;33m 14s&lt;/strong&gt; ±32m 44s (10s - 4h 27m)</w:t>
             </w:r>
           </w:p>
         </w:tc>
@@ -1292,7 +1292,7 @@
                 <w:rFonts w:ascii="Calibri" w:hAnsi="Calibri"/>
                 <w:sz w:val="20"/>
               </w:rPr>
-              <w:t xml:space="default">&lt;strong&gt;1h 17m&lt;/strong&gt; ±1h 17m (0s - 6h 10m)</w:t>
+              <w:t xml:space="default">&lt;strong&gt;1h 19m&lt;/strong&gt; ±1h 18m (0s - 6h 10m)</w:t>
             </w:r>
           </w:p>
         </w:tc>
@@ -1402,7 +1402,7 @@
                 <w:rFonts w:ascii="Calibri" w:hAnsi="Calibri"/>
                 <w:sz w:val="20"/>
               </w:rPr>
-              <w:t xml:space="default">&lt;strong&gt;07:33&lt;/strong&gt; ±02:09 (00:01 - 12:08)</w:t>
+              <w:t xml:space="default">&lt;strong&gt;07:32&lt;/strong&gt; ±02:08 (00:01 - 12:08)</w:t>
             </w:r>
           </w:p>
         </w:tc>
@@ -1521,7 +1521,7 @@
                 <w:rFonts w:ascii="Calibri" w:hAnsi="Calibri"/>
                 <w:sz w:val="20"/>
               </w:rPr>
-              <w:t xml:space="default">&lt;strong&gt;12:08&lt;/strong&gt; ±01:28 (06:14 - 16:14)</w:t>
+              <w:t xml:space="default">&lt;strong&gt;12:07&lt;/strong&gt; ±01:28 (06:14 - 16:14)</w:t>
             </w:r>
           </w:p>
         </w:tc>
@@ -1640,7 +1640,7 @@
                 <w:rFonts w:ascii="Calibri" w:hAnsi="Calibri"/>
                 <w:sz w:val="20"/>
               </w:rPr>
-              <w:t xml:space="default">&lt;strong&gt;18:06&lt;/strong&gt; ±02:41 (07:46 - 23:51)</w:t>
+              <w:t xml:space="default">&lt;strong&gt;18:04&lt;/strong&gt; ±02:40 (07:46 - 23:51)</w:t>
             </w:r>
           </w:p>
         </w:tc>
@@ -1759,7 +1759,7 @@
                 <w:rFonts w:ascii="Calibri" w:hAnsi="Calibri"/>
                 <w:sz w:val="20"/>
               </w:rPr>
-              <w:t xml:space="default">&lt;strong&gt;13:00&lt;/strong&gt; ±01:51 (05:38 - 18:59)</w:t>
+              <w:t xml:space="default">&lt;strong&gt;12:58&lt;/strong&gt; ±01:51 (05:38 - 18:59)</w:t>
             </w:r>
           </w:p>
         </w:tc>
@@ -1878,7 +1878,7 @@
                 <w:rFonts w:ascii="Calibri" w:hAnsi="Calibri"/>
                 <w:sz w:val="20"/>
               </w:rPr>
-              <w:t xml:space="default">&lt;strong&gt;03:15&lt;/strong&gt; ±03:20 (00:07 - 23:55)</w:t>
+              <w:t xml:space="default">&lt;strong&gt;03:13&lt;/strong&gt; ±03:18 (00:07 - 23:55)</w:t>
             </w:r>
           </w:p>
         </w:tc>
@@ -2013,7 +2013,7 @@
                 <w:rFonts w:ascii="Calibri" w:hAnsi="Calibri"/>
                 <w:sz w:val="20"/>
               </w:rPr>
-              <w:t xml:space="default">&lt;strong&gt;117.8&lt;/strong&gt; ±142.4 (0.1 - 883.4)</w:t>
+              <w:t xml:space="default">&lt;strong&gt;119.9&lt;/strong&gt; ±142.7 (0.1 - 883.4)</w:t>
             </w:r>
           </w:p>
         </w:tc>
@@ -2240,7 +2240,7 @@
                 <w:rFonts w:ascii="Calibri" w:hAnsi="Calibri"/>
                 <w:sz w:val="20"/>
               </w:rPr>
-              <w:t xml:space="default">&lt;strong&gt;0.290&lt;/strong&gt; ±0.069 (0.159 - 0.450)</w:t>
+              <w:t xml:space="default">&lt;strong&gt;0.293&lt;/strong&gt; ±0.070 (0.159 - 0.450)</w:t>
             </w:r>
           </w:p>
         </w:tc>
@@ -2341,7 +2341,7 @@
                 <w:rFonts w:ascii="Calibri" w:hAnsi="Calibri"/>
                 <w:sz w:val="20"/>
               </w:rPr>
-              <w:t xml:space="default">&lt;strong&gt;1.228&lt;/strong&gt; ±0.319 (0.470 - 1.888)</w:t>
+              <w:t xml:space="default">&lt;strong&gt;1.224&lt;/strong&gt; ±0.316 (0.470 - 1.888)</w:t>
             </w:r>
           </w:p>
         </w:tc>
@@ -2452,7 +2452,7 @@
                 <w:rFonts w:ascii="Calibri" w:hAnsi="Calibri"/>
                 <w:sz w:val="20"/>
               </w:rPr>
-              <w:t xml:space="default">Metrics are calculated on a by-participant-day basis (n=229) with the exception of IV and IS, which are calculated on a by-participant basis (n=38).</w:t>
+              <w:t xml:space="default">Metrics are calculated on a by-participant-day basis (n=235) with the exception of IV and IS, which are calculated on a by-participant basis (n=39).</w:t>
             </w:r>
           </w:p>
         </w:tc>
